--- a/word_reports/LP_0343_위치_183_The Hollies_What Goes Aro.docx
+++ b/word_reports/LP_0343_위치_183_The Hollies_What Goes Aro.docx
@@ -4,7 +4,7 @@
   <w:body>
     <w:p>
       <w:pPr>
-        <w:spacing w:after="280"/>
+        <w:spacing w:after="80"/>
       </w:pPr>
       <w:r>
         <w:rPr w:rFonts="맑은 고딕">
@@ -13,94 +13,47 @@
           <w:color w:val="1E3A8A"/>
           <w:sz w:val="30"/>
         </w:rPr>
-        <w:t>[183] The Hollies - What Goes Around</w:t>
+        <w:t>The Hollies (홀리스) - What Goes Around</w:t>
       </w:r>
     </w:p>
     <w:p>
       <w:pPr>
-        <w:spacing w:after="320"/>
+        <w:spacing w:after="240"/>
       </w:pPr>
       <w:r>
         <w:rPr w:rFonts="맑은 고딕">
           <w:rFonts w:ascii="맑은 고딕" w:hAnsi="맑은 고딕" w:eastAsia="맑은 고딕"/>
           <w:b/>
-          <w:sz w:val="20"/>
+          <w:color w:val="4B5563"/>
+          <w:sz w:val="22"/>
         </w:rPr>
-        <w:t>■ 위치 : 183</w:t>
-        <w:br/>
-      </w:r>
-      <w:r>
-        <w:rPr w:rFonts="맑은 고딕">
-          <w:rFonts w:ascii="맑은 고딕" w:hAnsi="맑은 고딕" w:eastAsia="맑은 고딕"/>
-          <w:b/>
-          <w:sz w:val="20"/>
-        </w:rPr>
-        <w:t>■ 아티스트 : The Hollies</w:t>
-        <w:br/>
-      </w:r>
-      <w:r>
-        <w:rPr w:rFonts="맑은 고딕">
-          <w:rFonts w:ascii="맑은 고딕" w:hAnsi="맑은 고딕" w:eastAsia="맑은 고딕"/>
-          <w:b/>
-          <w:sz w:val="20"/>
-        </w:rPr>
-        <w:t>■ 앨범명 : What Goes Around</w:t>
-        <w:br/>
-      </w:r>
-      <w:r>
-        <w:rPr w:rFonts="맑은 고딕">
-          <w:rFonts w:ascii="맑은 고딕" w:hAnsi="맑은 고딕" w:eastAsia="맑은 고딕"/>
-          <w:b w:val="0"/>
-          <w:sz w:val="20"/>
-        </w:rPr>
-        <w:t>■ 음반 레이블 : Atlantic Records</w:t>
-        <w:br/>
-      </w:r>
-      <w:r>
-        <w:rPr w:rFonts="맑은 고딕">
-          <w:rFonts w:ascii="맑은 고딕" w:hAnsi="맑은 고딕" w:eastAsia="맑은 고딕"/>
-          <w:b w:val="0"/>
-          <w:sz w:val="20"/>
-        </w:rPr>
-        <w:t>■ 발매년도 : 1983</w:t>
-        <w:br/>
-      </w:r>
-      <w:r>
-        <w:rPr w:rFonts="맑은 고딕">
-          <w:rFonts w:ascii="맑은 고딕" w:hAnsi="맑은 고딕" w:eastAsia="맑은 고딕"/>
-          <w:b w:val="0"/>
-          <w:sz w:val="20"/>
-        </w:rPr>
-        <w:t>■ 장르 : 팝 록 (Pop Rock), 소프트 록 (Soft Rock)</w:t>
-        <w:br/>
-      </w:r>
-      <w:r>
-        <w:rPr w:rFonts="맑은 고딕">
-          <w:rFonts w:ascii="맑은 고딕" w:hAnsi="맑은 고딕" w:eastAsia="맑은 고딕"/>
-          <w:b w:val="0"/>
-          <w:sz w:val="20"/>
-        </w:rPr>
-        <w:t>■ 주요 수록곡 : 1. Stop! In the Name of Love</w:t>
-        <w:br/>
+        <w:t>위치 :  183</w:t>
       </w:r>
     </w:p>
     <w:p>
       <w:pPr>
-        <w:spacing w:after="160"/>
+        <w:spacing w:line="324" w:lineRule="auto" w:before="80" w:after="160"/>
       </w:pPr>
       <w:r>
         <w:rPr w:rFonts="맑은 고딕">
           <w:rFonts w:ascii="맑은 고딕" w:hAnsi="맑은 고딕" w:eastAsia="맑은 고딕"/>
           <w:b/>
           <w:color w:val="1F2937"/>
-          <w:sz w:val="24"/>
+          <w:sz w:val="22"/>
         </w:rPr>
-        <w:t>■ 음반 해설 및 감상 가이드</w:t>
+        <w:t xml:space="preserve">[음반 소개] </w:t>
+      </w:r>
+      <w:r>
+        <w:rPr w:rFonts="맑은 고딕">
+          <w:rFonts w:ascii="맑은 고딕" w:hAnsi="맑은 고딕" w:eastAsia="맑은 고딕"/>
+          <w:b w:val="0"/>
+          <w:sz w:val="21"/>
+        </w:rPr>
       </w:r>
     </w:p>
     <w:p>
       <w:pPr>
-        <w:spacing w:line="312" w:lineRule="auto" w:after="120"/>
+        <w:spacing w:line="324" w:lineRule="auto" w:after="120"/>
       </w:pPr>
       <w:r>
         <w:rPr w:rFonts="맑은 고딕">
@@ -108,38 +61,516 @@
           <w:b w:val="0"/>
           <w:sz w:val="21"/>
         </w:rPr>
-        <w:t>1983년에 발표된 《What Goes Around》는 영국의 전설적인 팝 록 그룹 홀리스(The Hollies)의 음악 여정에서 매우 특별한 의미를 지니는 음반입니다. 이 앨범은 1968년 팀을 떠나 '크로스비, 스틸스, 내시 앤 영(CSNY)'의 멤버로 대성공을 거두었던 그레이엄 내시(Graham Nash)가 약 15년 만에 다시 합류하여 완성한 리유니온(Reunion) 프로젝트입니다. 1960년대 브리티시 인베이전의 중심에서 특유의 화려한 보컬 하모니로 시대를 풍미했던 이들이 1980년대라는 새로운 음악적 기류 속에서 자신들의 유산을 현대적으로 재해석하고자 시도한 의미 깊은 작업이었습니다.</w:t>
+        <w:t>1960년대 브리티시 인베이전의 찬란한 태양 아래 완벽한 3성 화음으로 세계를 매료시켰던 홀리스가 1983년, 창립 멤버 그레이엄 내시와의 기적 같은 재회를 통해 빚어낸 황혼의 수작입니다. 격변하는 1980년대 뉴웨이브와 신스팝의 물결 속에서도 이들은 특유의 정교한 보컬 하모니를 잃지 않고 현대적인 세련미와 우아하게 결합해 냈습니다. 지나간 시절에 대한 아련한 향수와 여전히 약동하는 팝 장인들의 생명력이 교차하며, 세월이 흘러도 퇴색하지 않는 멜로디의 숭고한 아름다움을 다시금 일깨워줍니다.</w:t>
       </w:r>
     </w:p>
     <w:p>
       <w:pPr>
-        <w:spacing w:line="312" w:lineRule="auto" w:after="120"/>
+        <w:spacing w:line="324" w:lineRule="auto" w:before="200" w:after="80"/>
       </w:pPr>
+      <w:r>
+        <w:rPr w:rFonts="맑은 고딕">
+          <w:rFonts w:ascii="맑은 고딕" w:hAnsi="맑은 고딕" w:eastAsia="맑은 고딕"/>
+          <w:b/>
+          <w:color w:val="1E3A8A"/>
+          <w:sz w:val="24"/>
+        </w:rPr>
+        <w:t>1. 음반 데이터</w:t>
+      </w:r>
+    </w:p>
+    <w:p>
+      <w:pPr>
+        <w:spacing w:line="324" w:lineRule="auto" w:after="80"/>
+      </w:pPr>
+      <w:r>
+        <w:rPr w:rFonts="맑은 고딕">
+          <w:rFonts w:ascii="맑은 고딕" w:hAnsi="맑은 고딕" w:eastAsia="맑은 고딕"/>
+          <w:b w:val="0"/>
+          <w:color w:val="6B7280"/>
+          <w:sz w:val="21"/>
+        </w:rPr>
+        <w:t xml:space="preserve">· </w:t>
+      </w:r>
+      <w:r>
+        <w:rPr w:rFonts="맑은 고딕">
+          <w:rFonts w:ascii="맑은 고딕" w:hAnsi="맑은 고딕" w:eastAsia="맑은 고딕"/>
+          <w:b/>
+          <w:color w:val="1F2937"/>
+          <w:sz w:val="21"/>
+        </w:rPr>
+        <w:t xml:space="preserve">앨범명: </w:t>
+      </w:r>
       <w:r>
         <w:rPr w:rFonts="맑은 고딕">
           <w:rFonts w:ascii="맑은 고딕" w:hAnsi="맑은 고딕" w:eastAsia="맑은 고딕"/>
           <w:b w:val="0"/>
           <w:sz w:val="21"/>
         </w:rPr>
-        <w:t>본 음반은 80년대 초반 사운드의 특징인 전자 드럼과 신디사이저의 매끄러운 텍스처를 적극적으로 수용하면서도, 홀리스 본연의 정체성인 청량하고 치밀한 3성 보컬 하모니를 훌륭하게 유지하고 있습니다. 알란 클라크(Allan Clarke)의 호소력 넘치는 리드 보컬을 중심으로 그레이엄 내시와 릭 포스(Rick Forst)의 백킹 코러스가 정교하게 조화를 이루며, 세련된 아날로그-디지털 융합 사운드를 선사합니다. 세월이 흘러도 변함없는 멤버들의 연주 호흡과 세련된 편곡은 음반 전체에 활력을 불어넣습니다.</w:t>
+        <w:t>What Goes Around</w:t>
       </w:r>
     </w:p>
     <w:p>
       <w:pPr>
-        <w:spacing w:line="312" w:lineRule="auto" w:after="120"/>
+        <w:spacing w:line="324" w:lineRule="auto" w:after="80"/>
       </w:pPr>
+      <w:r>
+        <w:rPr w:rFonts="맑은 고딕">
+          <w:rFonts w:ascii="맑은 고딕" w:hAnsi="맑은 고딕" w:eastAsia="맑은 고딕"/>
+          <w:b w:val="0"/>
+          <w:color w:val="6B7280"/>
+          <w:sz w:val="21"/>
+        </w:rPr>
+        <w:t xml:space="preserve">· </w:t>
+      </w:r>
+      <w:r>
+        <w:rPr w:rFonts="맑은 고딕">
+          <w:rFonts w:ascii="맑은 고딕" w:hAnsi="맑은 고딕" w:eastAsia="맑은 고딕"/>
+          <w:b/>
+          <w:color w:val="1F2937"/>
+          <w:sz w:val="21"/>
+        </w:rPr>
+        <w:t xml:space="preserve">아티스트: </w:t>
+      </w:r>
       <w:r>
         <w:rPr w:rFonts="맑은 고딕">
           <w:rFonts w:ascii="맑은 고딕" w:hAnsi="맑은 고딕" w:eastAsia="맑은 고딕"/>
           <w:b w:val="0"/>
           <w:sz w:val="21"/>
         </w:rPr>
-        <w:t>음반의 하이라이트는 모타운의 명곡인 수프림스(The Supremes)의 원곡을 현대적인 팝 록으로 재탄생시킨 "Stop! In the Name of Love"입니다. 이 곡은 미국 빌보드 싱글 차트 Top 30에 진입하며 그룹에게 오랜만의 상업적 부활을 안겨주었습니다. 아울러 그레이엄 내시 특유의 서정적인 멜로디 감각이 돋보이는 "Casual Look"과, 음반의 피날레를 장식하며 숭고하고 입체적인 하모니의 정점을 보여주는 "It's in Everyone of Us"는 LP의 미세한 홈을 타고 흐르는 아날로그 질감 속에서 더욱 깊은 감동을 선사합니다.</w:t>
+        <w:t>The Hollies (홀리스)</w:t>
+      </w:r>
+    </w:p>
+    <w:p>
+      <w:pPr>
+        <w:spacing w:line="324" w:lineRule="auto" w:after="80"/>
+      </w:pPr>
+      <w:r>
+        <w:rPr w:rFonts="맑은 고딕">
+          <w:rFonts w:ascii="맑은 고딕" w:hAnsi="맑은 고딕" w:eastAsia="맑은 고딕"/>
+          <w:b w:val="0"/>
+          <w:color w:val="6B7280"/>
+          <w:sz w:val="21"/>
+        </w:rPr>
+        <w:t xml:space="preserve">· </w:t>
+      </w:r>
+      <w:r>
+        <w:rPr w:rFonts="맑은 고딕">
+          <w:rFonts w:ascii="맑은 고딕" w:hAnsi="맑은 고딕" w:eastAsia="맑은 고딕"/>
+          <w:b/>
+          <w:color w:val="1F2937"/>
+          <w:sz w:val="21"/>
+        </w:rPr>
+        <w:t xml:space="preserve">발매 정보: </w:t>
+      </w:r>
+      <w:r>
+        <w:rPr w:rFonts="맑은 고딕">
+          <w:rFonts w:ascii="맑은 고딕" w:hAnsi="맑은 고딕" w:eastAsia="맑은 고딕"/>
+          <w:b w:val="0"/>
+          <w:sz w:val="21"/>
+        </w:rPr>
+        <w:t>1983년 WEA/애틀랜틱 레코드를 통해 발표되었으며, 팀의 정체성을 구축했던 핵심 멤버 그레이엄 내시가 1968년 탈퇴 이후 15년 만에 정규 스튜디오 앨범 레코딩에 전격 합류하여 음악계의 뜨거운 조명을 받았습니다.</w:t>
+      </w:r>
+    </w:p>
+    <w:p>
+      <w:pPr>
+        <w:spacing w:line="324" w:lineRule="auto" w:after="80"/>
+      </w:pPr>
+      <w:r>
+        <w:rPr w:rFonts="맑은 고딕">
+          <w:rFonts w:ascii="맑은 고딕" w:hAnsi="맑은 고딕" w:eastAsia="맑은 고딕"/>
+          <w:b w:val="0"/>
+          <w:color w:val="6B7280"/>
+          <w:sz w:val="21"/>
+        </w:rPr>
+        <w:t xml:space="preserve">· </w:t>
+      </w:r>
+      <w:r>
+        <w:rPr w:rFonts="맑은 고딕">
+          <w:rFonts w:ascii="맑은 고딕" w:hAnsi="맑은 고딕" w:eastAsia="맑은 고딕"/>
+          <w:b/>
+          <w:color w:val="1F2937"/>
+          <w:sz w:val="21"/>
+        </w:rPr>
+        <w:t xml:space="preserve">LP 인기도(판매량): </w:t>
+      </w:r>
+      <w:r>
+        <w:rPr w:rFonts="맑은 고딕">
+          <w:rFonts w:ascii="맑은 고딕" w:hAnsi="맑은 고딕" w:eastAsia="맑은 고딕"/>
+          <w:b w:val="0"/>
+          <w:sz w:val="21"/>
+        </w:rPr>
+        <w:t>슈프림스의 명곡을 신선하게 재해석한 싱글 'Stop in the Name of Love'가 미국 빌보드 핫 100 차트 29위에 오르는 호성적을 거두었으며, 앨범 역시 빌보드 200 차트 90위에 안착하며 중견 밴드의 화려한 귀환을 알렸습니다.</w:t>
+      </w:r>
+    </w:p>
+    <w:p>
+      <w:pPr>
+        <w:spacing w:line="324" w:lineRule="auto" w:after="80"/>
+      </w:pPr>
+      <w:r>
+        <w:rPr w:rFonts="맑은 고딕">
+          <w:rFonts w:ascii="맑은 고딕" w:hAnsi="맑은 고딕" w:eastAsia="맑은 고딕"/>
+          <w:b w:val="0"/>
+          <w:color w:val="6B7280"/>
+          <w:sz w:val="21"/>
+        </w:rPr>
+        <w:t xml:space="preserve">· </w:t>
+      </w:r>
+      <w:r>
+        <w:rPr w:rFonts="맑은 고딕">
+          <w:rFonts w:ascii="맑은 고딕" w:hAnsi="맑은 고딕" w:eastAsia="맑은 고딕"/>
+          <w:b/>
+          <w:color w:val="1F2937"/>
+          <w:sz w:val="21"/>
+        </w:rPr>
+        <w:t xml:space="preserve">각종 수상경력: </w:t>
+      </w:r>
+      <w:r>
+        <w:rPr w:rFonts="맑은 고딕">
+          <w:rFonts w:ascii="맑은 고딕" w:hAnsi="맑은 고딕" w:eastAsia="맑은 고딕"/>
+          <w:b w:val="0"/>
+          <w:sz w:val="21"/>
+        </w:rPr>
+        <w:t>2010년 '로큰롤 명예의 전당(Rock and Roll Hall of Fame)' 헌액을 통해 브리티시 팝/록의 불멸의 거장으로 공인받았으며, 아이버 노벨로 어워드에서 대중음악에 기여한 공로로 특별상을 수상하는 등 음악사적 영예를 누렸습니다.</w:t>
+      </w:r>
+    </w:p>
+    <w:p>
+      <w:pPr>
+        <w:spacing w:line="324" w:lineRule="auto" w:before="200" w:after="80"/>
+      </w:pPr>
+      <w:r>
+        <w:rPr w:rFonts="맑은 고딕">
+          <w:rFonts w:ascii="맑은 고딕" w:hAnsi="맑은 고딕" w:eastAsia="맑은 고딕"/>
+          <w:b/>
+          <w:color w:val="1E3A8A"/>
+          <w:sz w:val="24"/>
+        </w:rPr>
+        <w:t>2. 아티스트 정보</w:t>
+      </w:r>
+    </w:p>
+    <w:p>
+      <w:pPr>
+        <w:spacing w:line="324" w:lineRule="auto" w:after="80"/>
+      </w:pPr>
+      <w:r>
+        <w:rPr w:rFonts="맑은 고딕">
+          <w:rFonts w:ascii="맑은 고딕" w:hAnsi="맑은 고딕" w:eastAsia="맑은 고딕"/>
+          <w:b w:val="0"/>
+          <w:color w:val="6B7280"/>
+          <w:sz w:val="21"/>
+        </w:rPr>
+        <w:t xml:space="preserve">· </w:t>
+      </w:r>
+      <w:r>
+        <w:rPr w:rFonts="맑은 고딕">
+          <w:rFonts w:ascii="맑은 고딕" w:hAnsi="맑은 고딕" w:eastAsia="맑은 고딕"/>
+          <w:b/>
+          <w:color w:val="1F2937"/>
+          <w:sz w:val="21"/>
+        </w:rPr>
+        <w:t xml:space="preserve">국적: </w:t>
+      </w:r>
+      <w:r>
+        <w:rPr w:rFonts="맑은 고딕">
+          <w:rFonts w:ascii="맑은 고딕" w:hAnsi="맑은 고딕" w:eastAsia="맑은 고딕"/>
+          <w:b w:val="0"/>
+          <w:sz w:val="21"/>
+        </w:rPr>
+        <w:t>영국 (잉글랜드 맨체스터)</w:t>
+      </w:r>
+    </w:p>
+    <w:p>
+      <w:pPr>
+        <w:spacing w:line="324" w:lineRule="auto" w:after="80"/>
+      </w:pPr>
+      <w:r>
+        <w:rPr w:rFonts="맑은 고딕">
+          <w:rFonts w:ascii="맑은 고딕" w:hAnsi="맑은 고딕" w:eastAsia="맑은 고딕"/>
+          <w:b w:val="0"/>
+          <w:color w:val="6B7280"/>
+          <w:sz w:val="21"/>
+        </w:rPr>
+        <w:t xml:space="preserve">· </w:t>
+      </w:r>
+      <w:r>
+        <w:rPr w:rFonts="맑은 고딕">
+          <w:rFonts w:ascii="맑은 고딕" w:hAnsi="맑은 고딕" w:eastAsia="맑은 고딕"/>
+          <w:b/>
+          <w:color w:val="1F2937"/>
+          <w:sz w:val="21"/>
+        </w:rPr>
+        <w:t xml:space="preserve">생몰년도: </w:t>
+      </w:r>
+      <w:r>
+        <w:rPr w:rFonts="맑은 고딕">
+          <w:rFonts w:ascii="맑은 고딕" w:hAnsi="맑은 고딕" w:eastAsia="맑은 고딕"/>
+          <w:b w:val="0"/>
+          <w:sz w:val="21"/>
+        </w:rPr>
+        <w:t>1962년 결성</w:t>
+      </w:r>
+    </w:p>
+    <w:p>
+      <w:pPr>
+        <w:spacing w:line="324" w:lineRule="auto" w:after="80"/>
+      </w:pPr>
+      <w:r>
+        <w:rPr w:rFonts="맑은 고딕">
+          <w:rFonts w:ascii="맑은 고딕" w:hAnsi="맑은 고딕" w:eastAsia="맑은 고딕"/>
+          <w:b w:val="0"/>
+          <w:color w:val="6B7280"/>
+          <w:sz w:val="21"/>
+        </w:rPr>
+        <w:t xml:space="preserve">· </w:t>
+      </w:r>
+      <w:r>
+        <w:rPr w:rFonts="맑은 고딕">
+          <w:rFonts w:ascii="맑은 고딕" w:hAnsi="맑은 고딕" w:eastAsia="맑은 고딕"/>
+          <w:b/>
+          <w:color w:val="1F2937"/>
+          <w:sz w:val="21"/>
+        </w:rPr>
+        <w:t xml:space="preserve">그룹 소속: </w:t>
+      </w:r>
+      <w:r>
+        <w:rPr w:rFonts="맑은 고딕">
+          <w:rFonts w:ascii="맑은 고딕" w:hAnsi="맑은 고딕" w:eastAsia="맑은 고딕"/>
+          <w:b w:val="0"/>
+          <w:sz w:val="21"/>
+        </w:rPr>
+        <w:t>5인조 록 밴드 (본 앨범 기준: 앨런 클라크, 그레이엄 내시, 토니 힉스, 바비 엘리엇 등)</w:t>
+      </w:r>
+    </w:p>
+    <w:p>
+      <w:pPr>
+        <w:spacing w:line="324" w:lineRule="auto" w:after="80"/>
+      </w:pPr>
+      <w:r>
+        <w:rPr w:rFonts="맑은 고딕">
+          <w:rFonts w:ascii="맑은 고딕" w:hAnsi="맑은 고딕" w:eastAsia="맑은 고딕"/>
+          <w:b w:val="0"/>
+          <w:color w:val="6B7280"/>
+          <w:sz w:val="21"/>
+        </w:rPr>
+        <w:t xml:space="preserve">· </w:t>
+      </w:r>
+      <w:r>
+        <w:rPr w:rFonts="맑은 고딕">
+          <w:rFonts w:ascii="맑은 고딕" w:hAnsi="맑은 고딕" w:eastAsia="맑은 고딕"/>
+          <w:b/>
+          <w:color w:val="1F2937"/>
+          <w:sz w:val="21"/>
+        </w:rPr>
+        <w:t xml:space="preserve">아티스트 소개: </w:t>
+      </w:r>
+      <w:r>
+        <w:rPr w:rFonts="맑은 고딕">
+          <w:rFonts w:ascii="맑은 고딕" w:hAnsi="맑은 고딕" w:eastAsia="맑은 고딕"/>
+          <w:b w:val="0"/>
+          <w:sz w:val="21"/>
+        </w:rPr>
+        <w:t>비틀스, 롤링 스톤스와 어깨를 나란히 하며 1960년대 브리티시 인베이전을 주도한 전설적인 밴드로, 한 치의 오차도 없는 유려한 3부 보컬 화음과 명징한 멜로디 감각을 정립했습니다. 수많은 히트 싱글을 탄생시키며 포크 록과 팝 록의 정수를 선보였고, 멤버 그레이엄 내시는 훗날 슈퍼그룹 CSN(크로스비, 스틸스 &amp; 내시)을 결성하는 등 팝 음악의 거대한 물줄기를 이끈 주역입니다.</w:t>
+      </w:r>
+    </w:p>
+    <w:p>
+      <w:pPr>
+        <w:spacing w:line="324" w:lineRule="auto" w:before="200" w:after="80"/>
+      </w:pPr>
+      <w:r>
+        <w:rPr w:rFonts="맑은 고딕">
+          <w:rFonts w:ascii="맑은 고딕" w:hAnsi="맑은 고딕" w:eastAsia="맑은 고딕"/>
+          <w:b/>
+          <w:color w:val="1E3A8A"/>
+          <w:sz w:val="24"/>
+        </w:rPr>
+        <w:t>3. 음반 상세 분석</w:t>
+      </w:r>
+    </w:p>
+    <w:p>
+      <w:pPr>
+        <w:spacing w:line="324" w:lineRule="auto" w:after="80"/>
+      </w:pPr>
+      <w:r>
+        <w:rPr w:rFonts="맑은 고딕">
+          <w:rFonts w:ascii="맑은 고딕" w:hAnsi="맑은 고딕" w:eastAsia="맑은 고딕"/>
+          <w:b w:val="0"/>
+          <w:color w:val="6B7280"/>
+          <w:sz w:val="21"/>
+        </w:rPr>
+        <w:t xml:space="preserve">· </w:t>
+      </w:r>
+      <w:r>
+        <w:rPr w:rFonts="맑은 고딕">
+          <w:rFonts w:ascii="맑은 고딕" w:hAnsi="맑은 고딕" w:eastAsia="맑은 고딕"/>
+          <w:b/>
+          <w:color w:val="1F2937"/>
+          <w:sz w:val="21"/>
+        </w:rPr>
+        <w:t xml:space="preserve">역사적 위치: </w:t>
+      </w:r>
+      <w:r>
+        <w:rPr w:rFonts="맑은 고딕">
+          <w:rFonts w:ascii="맑은 고딕" w:hAnsi="맑은 고딕" w:eastAsia="맑은 고딕"/>
+          <w:b w:val="0"/>
+          <w:sz w:val="21"/>
+        </w:rPr>
+        <w:t>1960년대의 전설이 1980년대라는 새로운 디지털·신시사이저 음향 조류 속에서 자신들의 음악적 유산을 어떻게 지키고 계승했는가를 보여주는 중요한 이정표입니다. 비록 시대의 사운드 프로덕션을 도입했으나 본질인 앨런 클라크와 그레이엄 내시의 독보적인 하모니 구조는 여전히 단단히 중심을 잡고 있어, 밴드의 오랜 팬들과 80년대 팝 애호가 모두를 포용한 완성도 높은 앨범으로 평가받습니다.</w:t>
+      </w:r>
+    </w:p>
+    <w:p>
+      <w:pPr>
+        <w:spacing w:line="324" w:lineRule="auto" w:after="80"/>
+      </w:pPr>
+      <w:r>
+        <w:rPr w:rFonts="맑은 고딕">
+          <w:rFonts w:ascii="맑은 고딕" w:hAnsi="맑은 고딕" w:eastAsia="맑은 고딕"/>
+          <w:b w:val="0"/>
+          <w:color w:val="6B7280"/>
+          <w:sz w:val="21"/>
+        </w:rPr>
+        <w:t xml:space="preserve">· </w:t>
+      </w:r>
+      <w:r>
+        <w:rPr w:rFonts="맑은 고딕">
+          <w:rFonts w:ascii="맑은 고딕" w:hAnsi="맑은 고딕" w:eastAsia="맑은 고딕"/>
+          <w:b/>
+          <w:color w:val="1F2937"/>
+          <w:sz w:val="21"/>
+        </w:rPr>
+        <w:t xml:space="preserve">시대의 흔적(스토리텔링): </w:t>
+      </w:r>
+      <w:r>
+        <w:rPr w:rFonts="맑은 고딕">
+          <w:rFonts w:ascii="맑은 고딕" w:hAnsi="맑은 고딕" w:eastAsia="맑은 고딕"/>
+          <w:b w:val="0"/>
+          <w:sz w:val="21"/>
+        </w:rPr>
+        <w:t>MTV의 개국과 함께 화려한 비주얼과 전자음이 범람하던 1983년, 아날로그 시대를 살아온 세대들에게 이 음반은 찬란했던 청춘의 기억을 소환하는 따뜻한 위안이었습니다. 라디오 전파를 타고 흐르는 친숙한 목소리와 현대적인 비트의 어우러짐은, 흘러간 청춘의 낭만이 현대의 도시적 감수성과 조우하는 묘한 낭만과 설렘을 청자들에게 선사했습니다.</w:t>
+      </w:r>
+    </w:p>
+    <w:p>
+      <w:pPr>
+        <w:spacing w:line="324" w:lineRule="auto" w:before="200" w:after="80"/>
+      </w:pPr>
+      <w:r>
+        <w:rPr w:rFonts="맑은 고딕">
+          <w:rFonts w:ascii="맑은 고딕" w:hAnsi="맑은 고딕" w:eastAsia="맑은 고딕"/>
+          <w:b/>
+          <w:color w:val="1E3A8A"/>
+          <w:sz w:val="24"/>
+        </w:rPr>
+        <w:t>4. 주요 수록곡 및 감상 제언</w:t>
+      </w:r>
+    </w:p>
+    <w:p>
+      <w:pPr>
+        <w:spacing w:line="324" w:lineRule="auto" w:after="80"/>
+      </w:pPr>
+      <w:r>
+        <w:rPr w:rFonts="맑은 고딕">
+          <w:rFonts w:ascii="맑은 고딕" w:hAnsi="맑은 고딕" w:eastAsia="맑은 고딕"/>
+          <w:b w:val="0"/>
+          <w:color w:val="6B7280"/>
+          <w:sz w:val="21"/>
+        </w:rPr>
+        <w:t xml:space="preserve">· </w:t>
+      </w:r>
+      <w:r>
+        <w:rPr w:rFonts="맑은 고딕">
+          <w:rFonts w:ascii="맑은 고딕" w:hAnsi="맑은 고딕" w:eastAsia="맑은 고딕"/>
+          <w:b/>
+          <w:color w:val="1F2937"/>
+          <w:sz w:val="21"/>
+        </w:rPr>
+        <w:t xml:space="preserve">주요 수록곡 특징: </w:t>
+      </w:r>
+      <w:r>
+        <w:rPr w:rFonts="맑은 고딕">
+          <w:rFonts w:ascii="맑은 고딕" w:hAnsi="맑은 고딕" w:eastAsia="맑은 고딕"/>
+          <w:b w:val="0"/>
+          <w:sz w:val="21"/>
+        </w:rPr>
+        <w:t>모타운 명곡을 세련된 80년대 팝 록 스타일로 탈바꿈시킨 'Stop in the Name of Love'는 홀리스 특유의 보컬 하모니가 빛을 발하는 타이틀 트랙입니다. 또한 'Casualty of Romance'와 'Someone Else's Eyes'에서는 어쿠스틱한 온기와 멜로디의 서정성이 극대화되어, 세월의 깊이가 묻어나는 원숙한 보컬의 정수를 가슴 깊이 전해줍니다.</w:t>
+      </w:r>
+    </w:p>
+    <w:p>
+      <w:pPr>
+        <w:spacing w:line="324" w:lineRule="auto" w:after="80"/>
+      </w:pPr>
+      <w:r>
+        <w:rPr w:rFonts="맑은 고딕">
+          <w:rFonts w:ascii="맑은 고딕" w:hAnsi="맑은 고딕" w:eastAsia="맑은 고딕"/>
+          <w:b w:val="0"/>
+          <w:color w:val="6B7280"/>
+          <w:sz w:val="21"/>
+        </w:rPr>
+        <w:t xml:space="preserve">· </w:t>
+      </w:r>
+      <w:r>
+        <w:rPr w:rFonts="맑은 고딕">
+          <w:rFonts w:ascii="맑은 고딕" w:hAnsi="맑은 고딕" w:eastAsia="맑은 고딕"/>
+          <w:b/>
+          <w:color w:val="1F2937"/>
+          <w:sz w:val="21"/>
+        </w:rPr>
+        <w:t xml:space="preserve">빈티지 감상 제언: </w:t>
+      </w:r>
+      <w:r>
+        <w:rPr w:rFonts="맑은 고딕">
+          <w:rFonts w:ascii="맑은 고딕" w:hAnsi="맑은 고딕" w:eastAsia="맑은 고딕"/>
+          <w:b w:val="0"/>
+          <w:sz w:val="21"/>
+        </w:rPr>
+        <w:t>80년대 초반 특유의 드럼 게이트 리버브와 신시사이저 사운드가 혼재되어 있으므로, 차가움을 중화해 줄 진공관 앰프와 묵직한 중저역을 품어내는 턴테이블 카트리지를 통한 감상을 추천합니다. 아날로그 바이닐의 그루브를 긁고 지나가는 바늘 끝에서 앨런 클라크의 리드 보컬과 그레이엄 내시의 백하모니가 분리되지 않고 하나의 따스한 공명으로 포개어지는 순간, 입체적인 음장감의 진수를 맛볼 수 있습니다.</w:t>
+      </w:r>
+    </w:p>
+    <w:p>
+      <w:pPr>
+        <w:spacing w:line="324" w:lineRule="auto" w:after="80"/>
+      </w:pPr>
+      <w:r>
+        <w:rPr w:rFonts="맑은 고딕">
+          <w:rFonts w:ascii="맑은 고딕" w:hAnsi="맑은 고딕" w:eastAsia="맑은 고딕"/>
+          <w:b w:val="0"/>
+          <w:color w:val="6B7280"/>
+          <w:sz w:val="21"/>
+        </w:rPr>
+        <w:t xml:space="preserve">· </w:t>
+      </w:r>
+      <w:r>
+        <w:rPr w:rFonts="맑은 고딕">
+          <w:rFonts w:ascii="맑은 고딕" w:hAnsi="맑은 고딕" w:eastAsia="맑은 고딕"/>
+          <w:b/>
+          <w:color w:val="1F2937"/>
+          <w:sz w:val="21"/>
+        </w:rPr>
+        <w:t xml:space="preserve">소장 가치: </w:t>
+      </w:r>
+      <w:r>
+        <w:rPr w:rFonts="맑은 고딕">
+          <w:rFonts w:ascii="맑은 고딕" w:hAnsi="맑은 고딕" w:eastAsia="맑은 고딕"/>
+          <w:b w:val="0"/>
+          <w:sz w:val="21"/>
+        </w:rPr>
+        <w:t>홀리스의 유구한 디스코그래피 중에서도 그레이엄 내시의 재합류라는 특별한 역사적 맥락을 지닌 음반으로, 밴드의 후기 역사를 증명하는 귀중한 아카이브입니다. 60년대의 순수와 80년대의 세련미가 하나의 원형 LP 속에 공존한다는 점에서 브리티시 팝 컬렉터에게는 결코 지나칠 수 없는 컬렉터스 아이템입니다.</w:t>
+      </w:r>
+    </w:p>
+    <w:p>
+      <w:pPr>
+        <w:spacing w:line="324" w:lineRule="auto" w:after="120" w:before="160"/>
+      </w:pPr>
+      <w:r>
+        <w:rPr w:rFonts="맑은 고딕">
+          <w:rFonts w:ascii="맑은 고딕" w:hAnsi="맑은 고딕" w:eastAsia="맑은 고딕"/>
+          <w:b/>
+          <w:color w:val="4338CA"/>
+          <w:sz w:val="21"/>
+        </w:rPr>
+        <w:t>이 음반을 통해 아날로그 황금기를 이끌었던 전설들이 시대를 건너 전해주는 감동을 다시 한번 경험해 보시는 것은 어떨까요?</w:t>
       </w:r>
     </w:p>
     <w:sectPr>
       <w:pgSz w:w="12240" w:h="15840"/>
-      <w:pgMar w:top="1440" w:right="1440" w:bottom="1440" w:left="1440" w:header="720" w:footer="720" w:gutter="0"/>
+      <w:pgMar w:top="1152" w:right="1296" w:bottom="1152" w:left="1296" w:header="720" w:footer="720" w:gutter="0"/>
       <w:cols w:space="720"/>
       <w:docGrid w:linePitch="360"/>
     </w:sectPr>

--- a/word_reports/LP_0343_위치_183_The Hollies_What Goes Aro.docx
+++ b/word_reports/LP_0343_위치_183_The Hollies_What Goes Aro.docx
@@ -32,7 +32,7 @@
     </w:p>
     <w:p>
       <w:pPr>
-        <w:spacing w:line="324" w:lineRule="auto" w:before="80" w:after="160"/>
+        <w:spacing w:line="324" w:lineRule="auto" w:before="80" w:after="120"/>
       </w:pPr>
       <w:r>
         <w:rPr w:rFonts="맑은 고딕">
@@ -42,13 +42,6 @@
           <w:sz w:val="22"/>
         </w:rPr>
         <w:t xml:space="preserve">[음반 소개] </w:t>
-      </w:r>
-      <w:r>
-        <w:rPr w:rFonts="맑은 고딕">
-          <w:rFonts w:ascii="맑은 고딕" w:hAnsi="맑은 고딕" w:eastAsia="맑은 고딕"/>
-          <w:b w:val="0"/>
-          <w:sz w:val="21"/>
-        </w:rPr>
       </w:r>
     </w:p>
     <w:p>
@@ -61,7 +54,33 @@
           <w:b w:val="0"/>
           <w:sz w:val="21"/>
         </w:rPr>
-        <w:t>1960년대 브리티시 인베이전의 찬란한 태양 아래 완벽한 3성 화음으로 세계를 매료시켰던 홀리스가 1983년, 창립 멤버 그레이엄 내시와의 기적 같은 재회를 통해 빚어낸 황혼의 수작입니다. 격변하는 1980년대 뉴웨이브와 신스팝의 물결 속에서도 이들은 특유의 정교한 보컬 하모니를 잃지 않고 현대적인 세련미와 우아하게 결합해 냈습니다. 지나간 시절에 대한 아련한 향수와 여전히 약동하는 팝 장인들의 생명력이 교차하며, 세월이 흘러도 퇴색하지 않는 멜로디의 숭고한 아름다움을 다시금 일깨워줍니다.</w:t>
+        <w:t>1960년대 '브리티시 인베이전(British Invasion)'의 찬란한 새벽을 열었던 홀리스(The Hollies)가 1983년 발표한 본작 [What Goes Around]는 세월의 풍상을 견뎌낸 거장들이 빚어낸 감격적인 재회의 서사시입니다. 1968년 밴드를 떠나 '크로스비, 스틸스 &amp; 내시(CSN)'를 통해 포크 록의 새 역사를 썼던 핵심 멤버 그레이엄 내시(Graham Nash)가 약 15년 만에 친정으로 돌아와 앨런 클라크(Allan Clarke), 토니 힉스(Tony Hicks), 바비 엘리엇(Bobby Elliott)과 다시 호흡을 맞춘 이 앨범은, 제목 그대로 '돌고 도는 삶과 음악의 순환'을 상징하는 기념비적인 순간을 포착하고 있습니다.</w:t>
+      </w:r>
+    </w:p>
+    <w:p>
+      <w:pPr>
+        <w:spacing w:line="324" w:lineRule="auto" w:after="120"/>
+      </w:pPr>
+      <w:r>
+        <w:rPr w:rFonts="맑은 고딕">
+          <w:rFonts w:ascii="맑은 고딕" w:hAnsi="맑은 고딕" w:eastAsia="맑은 고딕"/>
+          <w:b w:val="0"/>
+          <w:sz w:val="21"/>
+        </w:rPr>
+        <w:t>음반에 담긴 사운드는 1960년대 홀리스를 지탱했던 무결점의 3성 보컬 하모니와 1980년대 초반을 지배하던 세련된 뉴웨이브·신스팝 사운드가 절묘하게 교차하는 지점에 위치합니다. 이들은 과거의 영광에만 안주하지 않고, 당시 음악계를 휩쓸던 감각적인 신디사이저와 정교한 리듬 섹션을 적극적으로 수용하여 시대를 초월한 팝 록의 새로운 미학을 완성해 냈습니다. 특히 모타운의 전설적인 명곡을 현대적인 팝 록으로 재해석한 트랙들은 노련한 거장들의 손길을 거쳐 눈부시게 산뜻한 서정성으로 다시 태어났습니다.</w:t>
+      </w:r>
+    </w:p>
+    <w:p>
+      <w:pPr>
+        <w:spacing w:line="324" w:lineRule="auto" w:after="120"/>
+      </w:pPr>
+      <w:r>
+        <w:rPr w:rFonts="맑은 고딕">
+          <w:rFonts w:ascii="맑은 고딕" w:hAnsi="맑은 고딕" w:eastAsia="맑은 고딕"/>
+          <w:b w:val="0"/>
+          <w:sz w:val="21"/>
+        </w:rPr>
+        <w:t>이 앨범을 관통하는 예술적 철학은 오랜 세월을 건너온 오랜 벗들의 진솔한 음악적 우정과, 격변하는 시대 속에서도 결코 퇴색하지 않는 멜로디의 힘에 대한 확신입니다. 앨런 클라크 특유의 드라마틱한 리드 보컬과 그레이엄 내시의 천상에 닿을 듯한 맑은 하모니가 한데 얽힐 때, 청자는 반세기 대중음악사가 축적해 온 낭만과 온기를 고스란히 체감하게 됩니다. [What Goes Around]는 흐르는 시간 속에서도 끝내 마모되지 않고 더욱 찬연하게 빛나는 노장들의 음악적 품격과 뜨거운 예술혼을 아날로그 소리골 속에 오롯이 담아낸 걸작입니다.</w:t>
       </w:r>
     </w:p>
     <w:p>
@@ -168,7 +187,7 @@
           <w:b w:val="0"/>
           <w:sz w:val="21"/>
         </w:rPr>
-        <w:t>1983년 WEA/애틀랜틱 레코드를 통해 발표되었으며, 팀의 정체성을 구축했던 핵심 멤버 그레이엄 내시가 1968년 탈퇴 이후 15년 만에 정규 스튜디오 앨범 레코딩에 전격 합류하여 음악계의 뜨거운 조명을 받았습니다.</w:t>
+        <w:t>1983년 글로벌 레이블 아틀란틱(Atlantic Records)을 통해 발매된 정규 앨범으로, 황금기 주역인 그레이엄 내시의 복귀와 함께 전 세계 팝 팬들의 이목을 집중시킨 역사적 재결합 음반입니다.</w:t>
       </w:r>
     </w:p>
     <w:p>
@@ -199,7 +218,7 @@
           <w:b w:val="0"/>
           <w:sz w:val="21"/>
         </w:rPr>
-        <w:t>슈프림스의 명곡을 신선하게 재해석한 싱글 'Stop in the Name of Love'가 미국 빌보드 핫 100 차트 29위에 오르는 호성적을 거두었으며, 앨범 역시 빌보드 200 차트 90위에 안착하며 중견 밴드의 화려한 귀환을 알렸습니다.</w:t>
+        <w:t>발매 직후 미국 빌보드 200 앨범 차트 90위에 진입하였으며, 슈프림스의 명곡을 리메이크한 싱글 'Stop in the Name of Love'가 빌보드 핫 100 차트 29위에 오르며 70년대 중반 이후 밴드에게 가장 빛나는 상업적 재기를 안겨주었습니다.</w:t>
       </w:r>
     </w:p>
     <w:p>
@@ -230,7 +249,7 @@
           <w:b w:val="0"/>
           <w:sz w:val="21"/>
         </w:rPr>
-        <w:t>2010년 '로큰롤 명예의 전당(Rock and Roll Hall of Fame)' 헌액을 통해 브리티시 팝/록의 불멸의 거장으로 공인받았으며, 아이버 노벨로 어워드에서 대중음악에 기여한 공로로 특별상을 수상하는 등 음악사적 영예를 누렸습니다.</w:t>
+        <w:t>2010년 '로큰롤 명예의 전당(Rock and Roll Hall of Fame)'에 헌액되며 팝/록 역사에 남긴 위대한 유산을 공인받았으며, 본 앨범은 60년대 거장이 80년대 현대적 팝 시장에 성공적으로 안착한 모범적 사례로 평가받고 있습니다.</w:t>
       </w:r>
     </w:p>
     <w:p>
@@ -275,7 +294,7 @@
           <w:b w:val="0"/>
           <w:sz w:val="21"/>
         </w:rPr>
-        <w:t>영국 (잉글랜드 맨체스터)</w:t>
+        <w:t>영국 (United Kingdom)</w:t>
       </w:r>
     </w:p>
     <w:p>
@@ -337,7 +356,7 @@
           <w:b w:val="0"/>
           <w:sz w:val="21"/>
         </w:rPr>
-        <w:t>5인조 록 밴드 (본 앨범 기준: 앨런 클라크, 그레이엄 내시, 토니 힉스, 바비 엘리엇 등)</w:t>
+        <w:t>5인조 팝/록 밴드 (그룹)</w:t>
       </w:r>
     </w:p>
     <w:p>
@@ -368,7 +387,7 @@
           <w:b w:val="0"/>
           <w:sz w:val="21"/>
         </w:rPr>
-        <w:t>비틀스, 롤링 스톤스와 어깨를 나란히 하며 1960년대 브리티시 인베이전을 주도한 전설적인 밴드로, 한 치의 오차도 없는 유려한 3부 보컬 화음과 명징한 멜로디 감각을 정립했습니다. 수많은 히트 싱글을 탄생시키며 포크 록과 팝 록의 정수를 선보였고, 멤버 그레이엄 내시는 훗날 슈퍼그룹 CSN(크로스비, 스틸스 &amp; 내시)을 결성하는 등 팝 음악의 거대한 물줄기를 이끈 주역입니다.</w:t>
+        <w:t>홀리스는 1960년대 비틀스, 롤링 스톤스와 어깨를 나란히 하며 브리티시 인베이전을 이끈 전설적인 밴드입니다. 비치 보이스에 비견되는 천상의 3부 보컬 하모니와 정교한 기타 팝 사운드로 팝 음악의 황금기를 수놓았으며, 반세기가 넘는 시간 동안 시대를 초월한 서정적 멜로디를 들려주며 수많은 후대 뮤지션들에게 지대한 영감을 제공했습니다.</w:t>
       </w:r>
     </w:p>
     <w:p>
@@ -413,7 +432,7 @@
           <w:b w:val="0"/>
           <w:sz w:val="21"/>
         </w:rPr>
-        <w:t>1960년대의 전설이 1980년대라는 새로운 디지털·신시사이저 음향 조류 속에서 자신들의 음악적 유산을 어떻게 지키고 계승했는가를 보여주는 중요한 이정표입니다. 비록 시대의 사운드 프로덕션을 도입했으나 본질인 앨런 클라크와 그레이엄 내시의 독보적인 하모니 구조는 여전히 단단히 중심을 잡고 있어, 밴드의 오랜 팬들과 80년대 팝 애호가 모두를 포용한 완성도 높은 앨범으로 평가받습니다.</w:t>
+        <w:t>1960년대 팝 하모니의 정수와 1980년대 초반 현대적인 프로덕션 기술이 가장 이상적으로 결합된 앨범입니다. 레전드 밴드가 시대의 흐름을 외면하지 않고 세련된 감각으로 체화하면서도, 고유의 하모니와 음악적 정체성을 완벽하게 지켜낸 수작으로 음악사적 가치를 지닙니다.</w:t>
       </w:r>
     </w:p>
     <w:p>
@@ -444,7 +463,7 @@
           <w:b w:val="0"/>
           <w:sz w:val="21"/>
         </w:rPr>
-        <w:t>MTV의 개국과 함께 화려한 비주얼과 전자음이 범람하던 1983년, 아날로그 시대를 살아온 세대들에게 이 음반은 찬란했던 청춘의 기억을 소환하는 따뜻한 위안이었습니다. 라디오 전파를 타고 흐르는 친숙한 목소리와 현대적인 비트의 어우러짐은, 흘러간 청춘의 낭만이 현대의 도시적 감수성과 조우하는 묘한 낭만과 설렘을 청자들에게 선사했습니다.</w:t>
+        <w:t>신디사이저와 전자 드럼이 팝 음악계를 장악하던 1983년, 청춘의 한 시절을 함께 보낸 중장년 세대에게는 눈부신 향수를, 새로운 신스팝에 열광하던 신세대 청년들에게는 클래식 팝의 묵직한 내공을 전달했습니다. 15년 만에 마이크 앞에 나란히 선 앨런 클라크와 그레이엄 내시의 해후는 당대 팝 음악계의 가장 따뜻하고 아름다운 장면 중 하나로 회자됩니다.</w:t>
       </w:r>
     </w:p>
     <w:p>
@@ -489,7 +508,7 @@
           <w:b w:val="0"/>
           <w:sz w:val="21"/>
         </w:rPr>
-        <w:t>모타운 명곡을 세련된 80년대 팝 록 스타일로 탈바꿈시킨 'Stop in the Name of Love'는 홀리스 특유의 보컬 하모니가 빛을 발하는 타이틀 트랙입니다. 또한 'Casualty of Romance'와 'Someone Else's Eyes'에서는 어쿠스틱한 온기와 멜로디의 서정성이 극대화되어, 세월의 깊이가 묻어나는 원숙한 보컬의 정수를 가슴 깊이 전해줍니다.</w:t>
+        <w:t>빌보드 톱 40을 강타한 'Stop in the Name of Love'는 원곡의 소울풀한 리듬을 산뜻한 80년대 팝 록으로 탈바꿈시켜 특유의 화려한 코러스 하모니를 뽐냅니다. 이어지는 'Casualty'와 'Take My Love and Run'은 격정적인 록 비트 속에 앨런 클라크의 애절한 보컬이 돋보이며, 'If the Lights Go Out'은 은은하고 서정적인 멜로디 라인을 통해 홀리스 고유의 낭만주의를 유감없이 드러냅니다.</w:t>
       </w:r>
     </w:p>
     <w:p>
@@ -520,7 +539,7 @@
           <w:b w:val="0"/>
           <w:sz w:val="21"/>
         </w:rPr>
-        <w:t>80년대 초반 특유의 드럼 게이트 리버브와 신시사이저 사운드가 혼재되어 있으므로, 차가움을 중화해 줄 진공관 앰프와 묵직한 중저역을 품어내는 턴테이블 카트리지를 통한 감상을 추천합니다. 아날로그 바이닐의 그루브를 긁고 지나가는 바늘 끝에서 앨런 클라크의 리드 보컬과 그레이엄 내시의 백하모니가 분리되지 않고 하나의 따스한 공명으로 포개어지는 순간, 입체적인 음장감의 진수를 맛볼 수 있습니다.</w:t>
+        <w:t>1980년대 초반 프레싱 특유의 명료한 고음역과 단단한 드럼 톤이 돋보이는 앨범입니다. 진공관 앰프를 통해 감상할 경우 다소 차갑게 느껴질 수 있는 신디사이저 음색에 포근한 온기가 더해지며, 턴테이블 바늘이 음반의 안쪽을 파고들수록 겹겹이 쌓아 올린 보컬 레이어의 입체적인 질감과 무대 중앙을 가득 채우는 하모니의 깊은 잔향을 만끽할 수 있습니다.</w:t>
       </w:r>
     </w:p>
     <w:p>
@@ -551,7 +570,7 @@
           <w:b w:val="0"/>
           <w:sz w:val="21"/>
         </w:rPr>
-        <w:t>홀리스의 유구한 디스코그래피 중에서도 그레이엄 내시의 재합류라는 특별한 역사적 맥락을 지닌 음반으로, 밴드의 후기 역사를 증명하는 귀중한 아카이브입니다. 60년대의 순수와 80년대의 세련미가 하나의 원형 LP 속에 공존한다는 점에서 브리티시 팝 컬렉터에게는 결코 지나칠 수 없는 컬렉터스 아이템입니다.</w:t>
+        <w:t>그레이엄 내시가 정규 스튜디오 앨범 단위로 참여한 마지막 황금기 라인업의 기록이라는 점에서 아카이브적 가치가 매우 높습니다. 60년대 비트 팝과 80년대 뉴웨이브가 교차하는 독특한 시대적 질감을 오리지널 바이닐의 아날로그 사운드로 감상할 수 있는 필청 소장반입니다.</w:t>
       </w:r>
     </w:p>
     <w:p>
@@ -565,7 +584,7 @@
           <w:color w:val="4338CA"/>
           <w:sz w:val="21"/>
         </w:rPr>
-        <w:t>이 음반을 통해 아날로그 황금기를 이끌었던 전설들이 시대를 건너 전해주는 감동을 다시 한번 경험해 보시는 것은 어떨까요?</w:t>
+        <w:t>이 음반을 통해 시대를 뛰어넘어 다시 마주한 전설들이 한목소리로 노래하며 전해주는 감동을 다시 한번 경험해 보시는 것은 어떨까요?</w:t>
       </w:r>
     </w:p>
     <w:sectPr>
